--- a/pr-preview/pr-124/distributions-tracked-changes.docx
+++ b/pr-preview/pr-124/distributions-tracked-changes.docx
@@ -26,7 +26,7 @@
       </w:pPr>
       <w:ins w:id="2" w:author="PR Preview" w:date="2026-01-01T00:00:00Z">
         <w:r>
-          <w:t xml:space="preserve">Last modified: 2026-10-13 21:12:56 (PDT)</w:t>
+          <w:t xml:space="preserve">Last modified: 2026-10-13 21:25:58 (PDT)</w:t>
         </w:r>
       </w:ins>
     </w:p>
@@ -30865,7 +30865,7 @@
     </w:p>
     <w:bookmarkEnd w:id="92"/>
     <w:bookmarkEnd w:id="93"/>
-    <w:bookmarkStart w:id="129" w:name="sec-mvn"/>
+    <w:bookmarkStart w:id="130" w:name="sec-mvn"/>
     <w:p>
       <w:pPr>
         <w:pStyle w:val="Heading2"/>
@@ -37316,7 +37316,7 @@
       <w:r>
         <w:t xml:space="preserve">(</w:t>
       </w:r>
-      <w:hyperlink r:id="rId105">
+      <w:hyperlink r:id="rId117">
         <w:r>
           <w:rPr>
             <w:rStyle w:val="Hyperlink"/>
@@ -37424,7 +37424,7 @@
       <w:r>
         <w:t xml:space="preserve">(</w:t>
       </w:r>
-      <w:hyperlink r:id="rId117">
+      <w:hyperlink r:id="rId118">
         <w:r>
           <w:rPr>
             <w:rStyle w:val="Hyperlink"/>
@@ -37470,7 +37470,7 @@
       <w:r>
         <w:t xml:space="preserve"> </w:t>
       </w:r>
-      <w:hyperlink r:id="rId118">
+      <w:hyperlink r:id="rId119">
         <w:r>
           <w:rPr>
             <w:rStyle w:val="Hyperlink"/>
@@ -37502,7 +37502,7 @@
         <w:t xml:space="preserve">variables as its remark describes.</w:t>
       </w:r>
     </w:p>
-    <w:bookmarkStart w:id="119" w:name="cor-mvn-uncorrelated-indpt"/>
+    <w:bookmarkStart w:id="120" w:name="cor-mvn-uncorrelated-indpt"/>
     <w:p>
       <w:pPr>
         <w:pStyle w:val="BodyText"/>
@@ -37778,7 +37778,7 @@
         <w:t xml:space="preserve">.</w:t>
       </w:r>
     </w:p>
-    <w:bookmarkEnd w:id="119"/>
+    <w:bookmarkEnd w:id="120"/>
     <w:p>
       <w:pPr>
         <w:pStyle w:val="BodyText"/>
@@ -37963,7 +37963,7 @@
       <w:r>
         <w:t xml:space="preserve">(</w:t>
       </w:r>
-      <w:hyperlink r:id="rId120">
+      <w:hyperlink r:id="rId121">
         <w:r>
           <w:rPr>
             <w:rStyle w:val="Hyperlink"/>
@@ -38146,7 +38146,7 @@
       <w:r>
         <w:t xml:space="preserve">(</w:t>
       </w:r>
-      <w:hyperlink r:id="rId117">
+      <w:hyperlink r:id="rId118">
         <w:r>
           <w:rPr>
             <w:rStyle w:val="Hyperlink"/>
@@ -38345,7 +38345,7 @@
       <w:r>
         <w:t xml:space="preserve"> </w:t>
       </w:r>
-      <w:hyperlink r:id="rId121">
+      <w:hyperlink r:id="rId122">
         <w:r>
           <w:rPr>
             <w:rStyle w:val="Hyperlink"/>
@@ -38452,7 +38452,7 @@
       <w:r>
         <w:t xml:space="preserve"> </w:t>
       </w:r>
-      <w:hyperlink r:id="rId122">
+      <w:hyperlink r:id="rId123">
         <w:r>
           <w:rPr>
             <w:rStyle w:val="Hyperlink"/>
@@ -38487,7 +38487,7 @@
       <w:r>
         <w:t xml:space="preserve">(</w:t>
       </w:r>
-      <w:hyperlink r:id="rId123">
+      <w:hyperlink r:id="rId124">
         <w:r>
           <w:rPr>
             <w:rStyle w:val="Hyperlink"/>
@@ -38533,7 +38533,7 @@
       <w:r>
         <w:t xml:space="preserve">(</w:t>
       </w:r>
-      <w:hyperlink r:id="rId124">
+      <w:hyperlink r:id="rId125">
         <w:r>
           <w:rPr>
             <w:rStyle w:val="Hyperlink"/>
@@ -38545,7 +38545,7 @@
         <w:t xml:space="preserve">).</w:t>
       </w:r>
     </w:p>
-    <w:bookmarkStart w:id="126" w:name="thm-mahalanobis-eigen"/>
+    <w:bookmarkStart w:id="127" w:name="thm-mahalanobis-eigen"/>
     <w:p>
       <w:pPr>
         <w:pStyle w:val="BodyText"/>
@@ -38583,7 +38583,7 @@
       <w:r>
         <w:t xml:space="preserve"> </w:t>
       </w:r>
-      <w:hyperlink r:id="rId125">
+      <w:hyperlink r:id="rId126">
         <w:r>
           <w:rPr>
             <w:rStyle w:val="Hyperlink"/>
@@ -39004,7 +39004,7 @@
         </m:oMath>
       </m:oMathPara>
     </w:p>
-    <w:bookmarkEnd w:id="126"/>
+    <w:bookmarkEnd w:id="127"/>
     <w:p>
       <w:pPr>
         <w:pStyle w:val="FirstParagraph"/>
@@ -40158,7 +40158,7 @@
         <w:t xml:space="preserve">.</w:t>
       </w:r>
     </w:p>
-    <w:bookmarkStart w:id="128" w:name="exm-mahalanobis-eigen"/>
+    <w:bookmarkStart w:id="129" w:name="exm-mahalanobis-eigen"/>
     <w:p>
       <w:pPr>
         <w:pStyle w:val="BodyText"/>
@@ -40520,7 +40520,7 @@
       <w:r>
         <w:t xml:space="preserve">(</w:t>
       </w:r>
-      <w:hyperlink r:id="rId127">
+      <w:hyperlink r:id="rId128">
         <w:r>
           <w:rPr>
             <w:rStyle w:val="Hyperlink"/>
@@ -41665,9 +41665,9 @@
         <w:t xml:space="preserve">are positively correlated.</w:t>
       </w:r>
     </w:p>
-    <w:bookmarkEnd w:id="128"/>
     <w:bookmarkEnd w:id="129"/>
-    <w:bookmarkStart w:id="142" w:name="sec-mixture"/>
+    <w:bookmarkEnd w:id="130"/>
+    <w:bookmarkStart w:id="143" w:name="sec-mixture"/>
     <w:p>
       <w:pPr>
         <w:pStyle w:val="Heading2"/>
@@ -41676,7 +41676,7 @@
         <w:t xml:space="preserve">7 Mixture distributions</w:t>
       </w:r>
     </w:p>
-    <w:bookmarkStart w:id="130" w:name="def-mixture"/>
+    <w:bookmarkStart w:id="131" w:name="def-mixture"/>
     <w:p>
       <w:pPr>
         <w:pStyle w:val="FirstParagraph"/>
@@ -42331,8 +42331,8 @@
         <w:t xml:space="preserve">.</w:t>
       </w:r>
     </w:p>
-    <w:bookmarkEnd w:id="130"/>
-    <w:bookmarkStart w:id="133" w:name="thm-mixture-two-stage"/>
+    <w:bookmarkEnd w:id="131"/>
+    <w:bookmarkStart w:id="134" w:name="thm-mixture-two-stage"/>
     <w:p>
       <w:pPr>
         <w:pStyle w:val="BodyText"/>
@@ -42393,7 +42393,7 @@
       <w:r>
         <w:t xml:space="preserve"> </w:t>
       </w:r>
-      <w:hyperlink r:id="rId131">
+      <w:hyperlink r:id="rId132">
         <w:r>
           <w:rPr>
             <w:rStyle w:val="Hyperlink"/>
@@ -42782,7 +42782,7 @@
       <w:r>
         <w:t xml:space="preserve"> </w:t>
       </w:r>
-      <w:hyperlink r:id="rId132">
+      <w:hyperlink r:id="rId133">
         <w:r>
           <w:rPr>
             <w:rStyle w:val="Hyperlink"/>
@@ -42910,7 +42910,7 @@
         <w:t xml:space="preserve">.</w:t>
       </w:r>
     </w:p>
-    <w:bookmarkEnd w:id="133"/>
+    <w:bookmarkEnd w:id="134"/>
     <w:p>
       <w:pPr>
         <w:pStyle w:val="FirstParagraph"/>
@@ -42931,7 +42931,7 @@
       <w:r>
         <w:t xml:space="preserve"> </w:t>
       </w:r>
-      <w:hyperlink r:id="rId134">
+      <w:hyperlink r:id="rId135">
         <w:r>
           <w:rPr>
             <w:rStyle w:val="Hyperlink"/>
@@ -43155,7 +43155,7 @@
       <w:r>
         <w:t xml:space="preserve"> </w:t>
       </w:r>
-      <w:hyperlink r:id="rId132">
+      <w:hyperlink r:id="rId133">
         <w:r>
           <w:rPr>
             <w:rStyle w:val="Hyperlink"/>
@@ -44327,7 +44327,7 @@
         <w:t xml:space="preserve">.</w:t>
       </w:r>
     </w:p>
-    <w:bookmarkStart w:id="135" w:name="thm-mixture-mean"/>
+    <w:bookmarkStart w:id="136" w:name="thm-mixture-mean"/>
     <w:p>
       <w:pPr>
         <w:pStyle w:val="BodyText"/>
@@ -44641,7 +44641,7 @@
         </m:oMath>
       </m:oMathPara>
     </w:p>
-    <w:bookmarkEnd w:id="135"/>
+    <w:bookmarkEnd w:id="136"/>
     <w:p>
       <w:pPr>
         <w:pStyle w:val="FirstParagraph"/>
@@ -45490,7 +45490,7 @@
       <w:r>
         <w:t xml:space="preserve"> </w:t>
       </w:r>
-      <w:hyperlink r:id="rId136">
+      <w:hyperlink r:id="rId137">
         <w:r>
           <w:rPr>
             <w:rStyle w:val="Hyperlink"/>
@@ -45502,7 +45502,7 @@
         <w:t xml:space="preserve">.</w:t>
       </w:r>
     </w:p>
-    <w:bookmarkStart w:id="137" w:name="thm-mixture-posterior"/>
+    <w:bookmarkStart w:id="138" w:name="thm-mixture-posterior"/>
     <w:p>
       <w:pPr>
         <w:pStyle w:val="BodyText"/>
@@ -45800,7 +45800,7 @@
         </m:oMath>
       </m:oMathPara>
     </w:p>
-    <w:bookmarkEnd w:id="137"/>
+    <w:bookmarkEnd w:id="138"/>
     <w:p>
       <w:pPr>
         <w:pStyle w:val="FirstParagraph"/>
@@ -45882,7 +45882,7 @@
       <w:r>
         <w:t xml:space="preserve"> </w:t>
       </w:r>
-      <w:hyperlink r:id="rId132">
+      <w:hyperlink r:id="rId133">
         <w:r>
           <w:rPr>
             <w:rStyle w:val="Hyperlink"/>
@@ -46310,7 +46310,7 @@
       <w:r>
         <w:t xml:space="preserve"> </w:t>
       </w:r>
-      <w:hyperlink r:id="rId138">
+      <w:hyperlink r:id="rId139">
         <w:r>
           <w:rPr>
             <w:rStyle w:val="Hyperlink"/>
@@ -46468,7 +46468,7 @@
       <w:r>
         <w:t xml:space="preserve"> </w:t>
       </w:r>
-      <w:hyperlink r:id="rId139">
+      <w:hyperlink r:id="rId140">
         <w:r>
           <w:rPr>
             <w:rStyle w:val="Hyperlink"/>
@@ -46586,7 +46586,7 @@
         <w:t xml:space="preserve">.</w:t>
       </w:r>
     </w:p>
-    <w:bookmarkStart w:id="140" w:name="exm-mixture-gaussian"/>
+    <w:bookmarkStart w:id="141" w:name="exm-mixture-gaussian"/>
     <w:p>
       <w:pPr>
         <w:pStyle w:val="BodyText"/>
@@ -47834,7 +47834,7 @@
         <w:t xml:space="preserve">.</w:t>
       </w:r>
     </w:p>
-    <w:bookmarkEnd w:id="140"/>
+    <w:bookmarkEnd w:id="141"/>
     <w:p>
       <w:pPr>
         <w:pStyle w:val="FirstParagraph"/>
@@ -47882,7 +47882,7 @@
         <w:t xml:space="preserve">would describe them poorly.</w:t>
       </w:r>
     </w:p>
-    <w:bookmarkStart w:id="141" w:name="exm-nb-mixture"/>
+    <w:bookmarkStart w:id="142" w:name="exm-nb-mixture"/>
     <w:p>
       <w:pPr>
         <w:pStyle w:val="BodyText"/>
@@ -48152,9 +48152,9 @@
         <w:t xml:space="preserve">).</w:t>
       </w:r>
     </w:p>
-    <w:bookmarkEnd w:id="141"/>
     <w:bookmarkEnd w:id="142"/>
-    <w:bookmarkStart w:id="146" w:name="references"/>
+    <w:bookmarkEnd w:id="143"/>
+    <w:bookmarkStart w:id="147" w:name="references"/>
     <w:p>
       <w:pPr>
         <w:pStyle w:val="Heading2"/>
@@ -48163,8 +48163,8 @@
         <w:t xml:space="preserve">References</w:t>
       </w:r>
     </w:p>
-    <w:bookmarkStart w:id="145" w:name="refs"/>
-    <w:bookmarkStart w:id="144" w:name="ref-CaseBerg01"/>
+    <w:bookmarkStart w:id="146" w:name="refs"/>
+    <w:bookmarkStart w:id="145" w:name="ref-CaseBerg01"/>
     <w:p>
       <w:pPr>
         <w:pStyle w:val="Bibliography"/>
@@ -48188,7 +48188,7 @@
       <w:r>
         <w:t xml:space="preserve"> </w:t>
       </w:r>
-      <w:hyperlink r:id="rId143">
+      <w:hyperlink r:id="rId144">
         <w:r>
           <w:rPr>
             <w:rStyle w:val="Hyperlink"/>
@@ -48200,9 +48200,9 @@
         <w:t xml:space="preserve">.</w:t>
       </w:r>
     </w:p>
-    <w:bookmarkEnd w:id="144"/>
     <w:bookmarkEnd w:id="145"/>
     <w:bookmarkEnd w:id="146"/>
+    <w:bookmarkEnd w:id="147"/>
     <w:sectPr>
       <w:footnotePr>
         <w:numRestart w:val="eachSect"/>
